--- a/public/templates/nda.docx
+++ b/public/templates/nda.docx
@@ -32,7 +32,7 @@
           <w:szCs w:val="24"/>
           <w:rFonts w:ascii="Calibri" w:eastAsia="微軟正黑體" w:hAnsi="Calibri"/>
         </w:rPr>
-        <w:t xml:space="preserve">本保密合約書（下稱「本合約」）由凱鈿行動科技股份有限公司（下稱「甲方」）與 {{counterparty_name}}（統一編號：{{counterparty_tax_id}}，下稱「乙方」）為進行 {{purpose}}（下稱「本目的」）之合作，就機密資訊之揭露與保護事宜，於 {{effective_date}} 共同締結，雙方同意條款如下：</w:t>
+        <w:t xml:space="preserve">本保密合約書（下稱「本合約」）由示範軟體股份有限公司（下稱「甲方」）與 {{counterparty_name}}（統一編號：{{counterparty_tax_id}}，下稱「乙方」）為進行 {{purpose}}（下稱「本目的」）之合作，就機密資訊之揭露與保護事宜，於 {{effective_date}} 共同締結，雙方同意條款如下：</w:t>
       </w:r>
     </w:p>
     <w:p>
@@ -218,7 +218,7 @@
           <w:szCs w:val="24"/>
           <w:rFonts w:ascii="Calibri" w:eastAsia="微軟正黑體" w:hAnsi="Calibri"/>
         </w:rPr>
-        <w:t xml:space="preserve">本合約以中華民國法律為準據法。因本合約所生之爭議，雙方同意以臺灣臺南地方法院為第一審管轄法院。</w:t>
+        <w:t xml:space="preserve">本合約以中華民國法律為準據法。因本合約所生之爭議，雙方同意以臺灣臺北地方法院為第一審管轄法院。</w:t>
       </w:r>
     </w:p>
     <w:p/>
@@ -247,7 +247,7 @@
           <w:szCs w:val="24"/>
           <w:rFonts w:ascii="Calibri" w:eastAsia="微軟正黑體" w:hAnsi="Calibri"/>
         </w:rPr>
-        <w:t xml:space="preserve">甲方：凱鈿行動科技股份有限公司</w:t>
+        <w:t xml:space="preserve">甲方：示範軟體股份有限公司</w:t>
       </w:r>
     </w:p>
     <w:p>
